--- a/pr-preview/pr-190/chapters/notation.docx
+++ b/pr-preview/pr-190/chapters/notation.docx
@@ -15,7 +15,7 @@
         <w:pStyle w:val="Date"/>
       </w:pPr>
       <w:r>
-        <w:t xml:space="preserve">Last modified: 2026-10-14 01:31:08 (PDT)</w:t>
+        <w:t xml:space="preserve">Last modified: 2026-10-14 01:45:05 (PDT)</w:t>
       </w:r>
     </w:p>
     <w:tbl>
@@ -11207,9 +11207,15 @@
       <w:r>
         <w:t xml:space="preserve">This covers every kind of condition:</w:t>
       </w:r>
-      <w:r>
-        <w:t xml:space="preserve"> </w:t>
-      </w:r>
+    </w:p>
+    <w:p>
+      <w:pPr>
+        <w:pStyle w:val="Compact"/>
+        <w:numPr>
+          <w:ilvl w:val="0"/>
+          <w:numId w:val="1010"/>
+        </w:numPr>
+      </w:pPr>
       <w:r>
         <w:t xml:space="preserve">a restriction on a variable (</w:t>
       </w:r>
@@ -11237,29 +11243,49 @@
         <w:t xml:space="preserve">”</w:t>
       </w:r>
       <w:r>
-        <w:t xml:space="preserve">),</w:t>
-      </w:r>
-      <w:r>
-        <w:t xml:space="preserve"> </w:t>
-      </w:r>
-      <w:r>
-        <w:t xml:space="preserve">a hypothesis of a theorem,</w:t>
-      </w:r>
-      <w:r>
-        <w:t xml:space="preserve"> </w:t>
-      </w:r>
-      <w:r>
-        <w:t xml:space="preserve">a case split,</w:t>
-      </w:r>
-      <w:r>
-        <w:t xml:space="preserve"> </w:t>
-      </w:r>
-      <w:r>
-        <w:t xml:space="preserve">and a fact that a step relies on.</w:t>
-      </w:r>
-      <w:r>
-        <w:t xml:space="preserve"> </w:t>
-      </w:r>
+        <w:t xml:space="preserve">);</w:t>
+      </w:r>
+    </w:p>
+    <w:p>
+      <w:pPr>
+        <w:pStyle w:val="Compact"/>
+        <w:numPr>
+          <w:ilvl w:val="0"/>
+          <w:numId w:val="1010"/>
+        </w:numPr>
+      </w:pPr>
+      <w:r>
+        <w:t xml:space="preserve">a hypothesis of a theorem;</w:t>
+      </w:r>
+    </w:p>
+    <w:p>
+      <w:pPr>
+        <w:pStyle w:val="Compact"/>
+        <w:numPr>
+          <w:ilvl w:val="0"/>
+          <w:numId w:val="1010"/>
+        </w:numPr>
+      </w:pPr>
+      <w:r>
+        <w:t xml:space="preserve">a case split;</w:t>
+      </w:r>
+    </w:p>
+    <w:p>
+      <w:pPr>
+        <w:pStyle w:val="Compact"/>
+        <w:numPr>
+          <w:ilvl w:val="0"/>
+          <w:numId w:val="1010"/>
+        </w:numPr>
+      </w:pPr>
+      <w:r>
+        <w:t xml:space="preserve">a fact that a step relies on.</w:t>
+      </w:r>
+    </w:p>
+    <w:p>
+      <w:pPr>
+        <w:pStyle w:val="FirstParagraph"/>
+      </w:pPr>
       <w:r>
         <w:t xml:space="preserve">Introduce the variable and its constraint together,</w:t>
       </w:r>
@@ -12354,6 +12380,9 @@
     <w:abstractNumId w:val="991"/>
   </w:num>
   <w:num w:numId="1009">
+    <w:abstractNumId w:val="991"/>
+  </w:num>
+  <w:num w:numId="1010">
     <w:abstractNumId w:val="991"/>
   </w:num>
 </w:numbering>
